--- a/docs/00-ho-so-chung/00-2-quy-trinh-san-xuat-phan-mem-noi-bo.docx
+++ b/docs/00-ho-so-chung/00-2-quy-trinh-san-xuat-phan-mem-noi-bo.docx
@@ -4,12 +4,12 @@
   <w:body>
     <w:p>
       <w:pPr>
-        <w:spacing w:after="1400"/>
-      </w:pPr>
-    </w:p>
-    <w:p>
-      <w:pPr>
-        <w:spacing w:after="700"/>
+        <w:spacing w:after="900"/>
+      </w:pPr>
+    </w:p>
+    <w:p>
+      <w:pPr>
+        <w:spacing w:after="350"/>
         <w:jc w:val="center"/>
       </w:pPr>
       <w:r>
@@ -77,7 +77,7 @@
           <w:top w:val="single" w:color="008E4D" w:sz="12" w:space="18"/>
           <w:bottom w:val="single" w:color="008E4D" w:sz="12" w:space="18"/>
         </w:pBdr>
-        <w:spacing w:after="900" w:before="260"/>
+        <w:spacing w:after="500" w:before="220"/>
         <w:jc w:val="center"/>
       </w:pPr>
       <w:r>
@@ -94,7 +94,7 @@
     </w:p>
     <w:p>
       <w:pPr>
-        <w:spacing w:after="700"/>
+        <w:spacing w:after="350"/>
         <w:jc w:val="center"/>
       </w:pPr>
       <w:r>
@@ -591,7 +591,7 @@
     </w:tbl>
     <w:p>
       <w:pPr>
-        <w:spacing w:after="420"/>
+        <w:spacing w:after="200"/>
       </w:pPr>
     </w:p>
     <w:p>
@@ -1066,7 +1066,7 @@
     </w:tbl>
     <w:p>
       <w:pPr>
-        <w:spacing w:after="420"/>
+        <w:spacing w:after="200"/>
       </w:pPr>
     </w:p>
     <w:p>

--- a/docs/00-ho-so-chung/00-2-quy-trinh-san-xuat-phan-mem-noi-bo.docx
+++ b/docs/00-ho-so-chung/00-2-quy-trinh-san-xuat-phan-mem-noi-bo.docx
@@ -68,7 +68,7 @@
           <w:sz w:val="22"/>
           <w:szCs w:val="22"/>
         </w:rPr>
-        <w:t xml:space="preserve">HỒ SƠ CHUNG — SẢN XUẤT PHẦN MỀM NỘI BỘ</w:t>
+        <w:t xml:space="preserve">HỒ SƠ CHUNG — OPTIMAI THỰC HIỆN CHO BIOSCOPE</w:t>
       </w:r>
     </w:p>
     <w:p>
@@ -123,8 +123,8 @@
         <w:tblLayout w:type="fixed"/>
       </w:tblPr>
       <w:tblGrid>
-        <w:gridCol w:w="2302"/>
-        <w:gridCol w:w="7058"/>
+        <w:gridCol w:w="2380"/>
+        <w:gridCol w:w="6980"/>
       </w:tblGrid>
       <w:tr>
         <w:trPr>
@@ -132,7 +132,7 @@
         </w:trPr>
         <w:tc>
           <w:tcPr>
-            <w:tcW w:type="dxa" w:w="2302"/>
+            <w:tcW w:type="dxa" w:w="2380"/>
             <w:shd w:fill="EEF6F1" w:color="auto" w:val="clear"/>
             <w:tcMar>
               <w:top w:type="dxa" w:w="90"/>
@@ -161,7 +161,7 @@
         </w:tc>
         <w:tc>
           <w:tcPr>
-            <w:tcW w:type="dxa" w:w="7058"/>
+            <w:tcW w:type="dxa" w:w="6980"/>
             <w:shd w:fill="EEF6F1" w:color="auto" w:val="clear"/>
             <w:tcMar>
               <w:top w:type="dxa" w:w="90"/>
@@ -195,7 +195,7 @@
         </w:trPr>
         <w:tc>
           <w:tcPr>
-            <w:tcW w:type="dxa" w:w="2302"/>
+            <w:tcW w:type="dxa" w:w="2380"/>
             <w:tcMar>
               <w:top w:type="dxa" w:w="90"/>
               <w:left w:type="dxa" w:w="120"/>
@@ -221,7 +221,7 @@
         </w:tc>
         <w:tc>
           <w:tcPr>
-            <w:tcW w:type="dxa" w:w="7058"/>
+            <w:tcW w:type="dxa" w:w="6980"/>
             <w:tcMar>
               <w:top w:type="dxa" w:w="90"/>
               <w:left w:type="dxa" w:w="120"/>
@@ -252,7 +252,7 @@
         </w:trPr>
         <w:tc>
           <w:tcPr>
-            <w:tcW w:type="dxa" w:w="2302"/>
+            <w:tcW w:type="dxa" w:w="2380"/>
             <w:tcMar>
               <w:top w:type="dxa" w:w="90"/>
               <w:left w:type="dxa" w:w="120"/>
@@ -278,27 +278,27 @@
         </w:tc>
         <w:tc>
           <w:tcPr>
-            <w:tcW w:type="dxa" w:w="7058"/>
-            <w:tcMar>
-              <w:top w:type="dxa" w:w="90"/>
-              <w:left w:type="dxa" w:w="120"/>
-              <w:bottom w:type="dxa" w:w="90"/>
-              <w:right w:type="dxa" w:w="120"/>
-            </w:tcMar>
-            <w:vAlign w:val="center"/>
-          </w:tcPr>
-          <w:p>
-            <w:pPr>
-              <w:spacing w:after="0" w:line="280"/>
-            </w:pPr>
-            <w:r>
-              <w:rPr>
-                <w:rFonts w:ascii="Be Vietnam Pro" w:cs="Be Vietnam Pro" w:eastAsia="Be Vietnam Pro" w:hAnsi="Be Vietnam Pro"/>
-                <w:color w:val="101814"/>
-                <w:sz w:val="20"/>
-                <w:szCs w:val="20"/>
-              </w:rPr>
-              <w:t xml:space="preserve">Hồ sơ chung — sản xuất phần mềm nội bộ</w:t>
+            <w:tcW w:type="dxa" w:w="6980"/>
+            <w:tcMar>
+              <w:top w:type="dxa" w:w="90"/>
+              <w:left w:type="dxa" w:w="120"/>
+              <w:bottom w:type="dxa" w:w="90"/>
+              <w:right w:type="dxa" w:w="120"/>
+            </w:tcMar>
+            <w:vAlign w:val="center"/>
+          </w:tcPr>
+          <w:p>
+            <w:pPr>
+              <w:spacing w:after="0" w:line="280"/>
+            </w:pPr>
+            <w:r>
+              <w:rPr>
+                <w:rFonts w:ascii="Be Vietnam Pro" w:cs="Be Vietnam Pro" w:eastAsia="Be Vietnam Pro" w:hAnsi="Be Vietnam Pro"/>
+                <w:color w:val="101814"/>
+                <w:sz w:val="20"/>
+                <w:szCs w:val="20"/>
+              </w:rPr>
+              <w:t xml:space="preserve">Hồ sơ chung — OPTIMAI thực hiện cho Bioscope</w:t>
             </w:r>
           </w:p>
         </w:tc>
@@ -309,7 +309,7 @@
         </w:trPr>
         <w:tc>
           <w:tcPr>
-            <w:tcW w:type="dxa" w:w="2302"/>
+            <w:tcW w:type="dxa" w:w="2380"/>
             <w:tcMar>
               <w:top w:type="dxa" w:w="90"/>
               <w:left w:type="dxa" w:w="120"/>
@@ -335,7 +335,7 @@
         </w:tc>
         <w:tc>
           <w:tcPr>
-            <w:tcW w:type="dxa" w:w="7058"/>
+            <w:tcW w:type="dxa" w:w="6980"/>
             <w:tcMar>
               <w:top w:type="dxa" w:w="90"/>
               <w:left w:type="dxa" w:w="120"/>
@@ -366,7 +366,7 @@
         </w:trPr>
         <w:tc>
           <w:tcPr>
-            <w:tcW w:type="dxa" w:w="2302"/>
+            <w:tcW w:type="dxa" w:w="2380"/>
             <w:tcMar>
               <w:top w:type="dxa" w:w="90"/>
               <w:left w:type="dxa" w:w="120"/>
@@ -392,7 +392,7 @@
         </w:tc>
         <w:tc>
           <w:tcPr>
-            <w:tcW w:type="dxa" w:w="7058"/>
+            <w:tcW w:type="dxa" w:w="6980"/>
             <w:tcMar>
               <w:top w:type="dxa" w:w="90"/>
               <w:left w:type="dxa" w:w="120"/>
@@ -423,7 +423,7 @@
         </w:trPr>
         <w:tc>
           <w:tcPr>
-            <w:tcW w:type="dxa" w:w="2302"/>
+            <w:tcW w:type="dxa" w:w="2380"/>
             <w:tcMar>
               <w:top w:type="dxa" w:w="90"/>
               <w:left w:type="dxa" w:w="120"/>
@@ -449,7 +449,7 @@
         </w:tc>
         <w:tc>
           <w:tcPr>
-            <w:tcW w:type="dxa" w:w="7058"/>
+            <w:tcW w:type="dxa" w:w="6980"/>
             <w:tcMar>
               <w:top w:type="dxa" w:w="90"/>
               <w:left w:type="dxa" w:w="120"/>
@@ -480,7 +480,7 @@
         </w:trPr>
         <w:tc>
           <w:tcPr>
-            <w:tcW w:type="dxa" w:w="2302"/>
+            <w:tcW w:type="dxa" w:w="2380"/>
             <w:tcMar>
               <w:top w:type="dxa" w:w="90"/>
               <w:left w:type="dxa" w:w="120"/>
@@ -506,27 +506,27 @@
         </w:tc>
         <w:tc>
           <w:tcPr>
-            <w:tcW w:type="dxa" w:w="7058"/>
-            <w:tcMar>
-              <w:top w:type="dxa" w:w="90"/>
-              <w:left w:type="dxa" w:w="120"/>
-              <w:bottom w:type="dxa" w:w="90"/>
-              <w:right w:type="dxa" w:w="120"/>
-            </w:tcMar>
-            <w:vAlign w:val="center"/>
-          </w:tcPr>
-          <w:p>
-            <w:pPr>
-              <w:spacing w:after="0" w:line="280"/>
-            </w:pPr>
-            <w:r>
-              <w:rPr>
-                <w:rFonts w:ascii="Be Vietnam Pro" w:cs="Be Vietnam Pro" w:eastAsia="Be Vietnam Pro" w:hAnsi="Be Vietnam Pro"/>
-                <w:color w:val="101814"/>
-                <w:sz w:val="20"/>
-                <w:szCs w:val="20"/>
-              </w:rPr>
-              <w:t xml:space="preserve">Bộ phận Phát triển phần mềm — Công ty Bioscope</w:t>
+            <w:tcW w:type="dxa" w:w="6980"/>
+            <w:tcMar>
+              <w:top w:type="dxa" w:w="90"/>
+              <w:left w:type="dxa" w:w="120"/>
+              <w:bottom w:type="dxa" w:w="90"/>
+              <w:right w:type="dxa" w:w="120"/>
+            </w:tcMar>
+            <w:vAlign w:val="center"/>
+          </w:tcPr>
+          <w:p>
+            <w:pPr>
+              <w:spacing w:after="0" w:line="280"/>
+            </w:pPr>
+            <w:r>
+              <w:rPr>
+                <w:rFonts w:ascii="Be Vietnam Pro" w:cs="Be Vietnam Pro" w:eastAsia="Be Vietnam Pro" w:hAnsi="Be Vietnam Pro"/>
+                <w:color w:val="101814"/>
+                <w:sz w:val="20"/>
+                <w:szCs w:val="20"/>
+              </w:rPr>
+              <w:t xml:space="preserve">QuanNH — Team Lead, Công ty OPTIMAI</w:t>
             </w:r>
           </w:p>
         </w:tc>
@@ -537,7 +537,7 @@
         </w:trPr>
         <w:tc>
           <w:tcPr>
-            <w:tcW w:type="dxa" w:w="2302"/>
+            <w:tcW w:type="dxa" w:w="2380"/>
             <w:tcMar>
               <w:top w:type="dxa" w:w="90"/>
               <w:left w:type="dxa" w:w="120"/>
@@ -563,27 +563,27 @@
         </w:tc>
         <w:tc>
           <w:tcPr>
-            <w:tcW w:type="dxa" w:w="7058"/>
-            <w:tcMar>
-              <w:top w:type="dxa" w:w="90"/>
-              <w:left w:type="dxa" w:w="120"/>
-              <w:bottom w:type="dxa" w:w="90"/>
-              <w:right w:type="dxa" w:w="120"/>
-            </w:tcMar>
-            <w:vAlign w:val="center"/>
-          </w:tcPr>
-          <w:p>
-            <w:pPr>
-              <w:spacing w:after="0" w:line="280"/>
-            </w:pPr>
-            <w:r>
-              <w:rPr>
-                <w:rFonts w:ascii="Be Vietnam Pro" w:cs="Be Vietnam Pro" w:eastAsia="Be Vietnam Pro" w:hAnsi="Be Vietnam Pro"/>
-                <w:color w:val="101814"/>
-                <w:sz w:val="20"/>
-                <w:szCs w:val="20"/>
-              </w:rPr>
-              <w:t xml:space="preserve">Ban Giám đốc</w:t>
+            <w:tcW w:type="dxa" w:w="6980"/>
+            <w:tcMar>
+              <w:top w:type="dxa" w:w="90"/>
+              <w:left w:type="dxa" w:w="120"/>
+              <w:bottom w:type="dxa" w:w="90"/>
+              <w:right w:type="dxa" w:w="120"/>
+            </w:tcMar>
+            <w:vAlign w:val="center"/>
+          </w:tcPr>
+          <w:p>
+            <w:pPr>
+              <w:spacing w:after="0" w:line="280"/>
+            </w:pPr>
+            <w:r>
+              <w:rPr>
+                <w:rFonts w:ascii="Be Vietnam Pro" w:cs="Be Vietnam Pro" w:eastAsia="Be Vietnam Pro" w:hAnsi="Be Vietnam Pro"/>
+                <w:color w:val="101814"/>
+                <w:sz w:val="20"/>
+                <w:szCs w:val="20"/>
+              </w:rPr>
+              <w:t xml:space="preserve">Ban Giám đốc Công ty OPTIMAI</w:t>
             </w:r>
           </w:p>
         </w:tc>
@@ -8460,7 +8460,7 @@
         <w:sz w:val="16"/>
         <w:szCs w:val="16"/>
       </w:rPr>
-      <w:t xml:space="preserve">Hồ sơ chung — sản xuất phần mềm nội bộ  ·  Trang </w:t>
+      <w:t xml:space="preserve">Hồ sơ chung — OPTIMAI thực hiện cho Bioscope  ·  Trang </w:t>
     </w:r>
     <w:r>
       <w:rPr>

--- a/docs/00-ho-so-chung/00-2-quy-trinh-san-xuat-phan-mem-noi-bo.docx
+++ b/docs/00-ho-so-chung/00-2-quy-trinh-san-xuat-phan-mem-noi-bo.docx
@@ -9,48 +9,39 @@
     </w:p>
     <w:p>
       <w:pPr>
-        <w:spacing w:after="350"/>
+        <w:spacing w:after="40"/>
         <w:jc w:val="center"/>
       </w:pPr>
       <w:r>
-        <w:drawing>
-          <wp:inline distT="0" distB="0" distL="0" distR="0">
-            <wp:extent cx="2476500" cy="723900"/>
-            <wp:effectExtent t="0" r="0" b="0" l="0"/>
-            <wp:docPr id="1" name="" descr="" title=""/>
-            <wp:cNvGraphicFramePr>
-              <a:graphicFrameLocks xmlns:a="http://schemas.openxmlformats.org/drawingml/2006/main" noChangeAspect="1"/>
-            </wp:cNvGraphicFramePr>
-            <a:graphic xmlns:a="http://schemas.openxmlformats.org/drawingml/2006/main">
-              <a:graphicData uri="http://schemas.openxmlformats.org/drawingml/2006/picture">
-                <pic:pic xmlns:pic="http://schemas.openxmlformats.org/drawingml/2006/picture">
-                  <pic:nvPicPr>
-                    <pic:cNvPr id="0" name="" descr=""/>
-                    <pic:cNvPicPr>
-                      <a:picLocks noChangeAspect="1" noChangeArrowheads="1"/>
-                    </pic:cNvPicPr>
-                  </pic:nvPicPr>
-                  <pic:blipFill>
-                    <a:blip r:embed="rId9" cstate="none"/>
-                    <a:srcRect/>
-                    <a:stretch>
-                      <a:fillRect/>
-                    </a:stretch>
-                  </pic:blipFill>
-                  <pic:spPr bwMode="auto">
-                    <a:xfrm>
-                      <a:off x="0" y="0"/>
-                      <a:ext cx="2476500" cy="723900"/>
-                    </a:xfrm>
-                    <a:prstGeom prst="rect">
-                      <a:avLst/>
-                    </a:prstGeom>
-                  </pic:spPr>
-                </pic:pic>
-              </a:graphicData>
-            </a:graphic>
-          </wp:inline>
-        </w:drawing>
+        <w:rPr>
+          <w:rFonts w:ascii="Be Vietnam Pro" w:cs="Be Vietnam Pro" w:eastAsia="Be Vietnam Pro" w:hAnsi="Be Vietnam Pro"/>
+          <w:b/>
+          <w:bCs/>
+          <w:color w:val="036F3D"/>
+          <w:spacing w:val="160"/>
+          <w:sz w:val="64"/>
+          <w:szCs w:val="64"/>
+        </w:rPr>
+        <w:t xml:space="preserve">OPTIMAI</w:t>
+      </w:r>
+    </w:p>
+    <w:p>
+      <w:pPr>
+        <w:pBdr>
+          <w:top w:val="single" w:color="F58E33" w:sz="8" w:space="10"/>
+        </w:pBdr>
+        <w:spacing w:after="320"/>
+        <w:jc w:val="center"/>
+      </w:pPr>
+      <w:r>
+        <w:rPr>
+          <w:rFonts w:ascii="Be Vietnam Pro" w:cs="Be Vietnam Pro" w:eastAsia="Be Vietnam Pro" w:hAnsi="Be Vietnam Pro"/>
+          <w:color w:val="8A4B12"/>
+          <w:spacing w:val="70"/>
+          <w:sz w:val="16"/>
+          <w:szCs w:val="16"/>
+        </w:rPr>
+        <w:t xml:space="preserve">CÔNG TY PHÁT TRIỂN PHẦN MỀM</w:t>
       </w:r>
     </w:p>
     <w:p>
@@ -8574,44 +8565,16 @@
             <w:spacing w:after="0"/>
           </w:pPr>
           <w:r>
-            <w:drawing>
-              <wp:inline distT="0" distB="0" distL="0" distR="0">
-                <wp:extent cx="1009650" cy="295275"/>
-                <wp:effectExtent t="0" r="0" b="0" l="0"/>
-                <wp:docPr id="1" name="" descr="" title=""/>
-                <wp:cNvGraphicFramePr>
-                  <a:graphicFrameLocks xmlns:a="http://schemas.openxmlformats.org/drawingml/2006/main" noChangeAspect="1"/>
-                </wp:cNvGraphicFramePr>
-                <a:graphic xmlns:a="http://schemas.openxmlformats.org/drawingml/2006/main">
-                  <a:graphicData uri="http://schemas.openxmlformats.org/drawingml/2006/picture">
-                    <pic:pic xmlns:pic="http://schemas.openxmlformats.org/drawingml/2006/picture">
-                      <pic:nvPicPr>
-                        <pic:cNvPr id="0" name="" descr=""/>
-                        <pic:cNvPicPr>
-                          <a:picLocks noChangeAspect="1" noChangeArrowheads="1"/>
-                        </pic:cNvPicPr>
-                      </pic:nvPicPr>
-                      <pic:blipFill>
-                        <a:blip r:embed="rId0" cstate="none"/>
-                        <a:srcRect/>
-                        <a:stretch>
-                          <a:fillRect/>
-                        </a:stretch>
-                      </pic:blipFill>
-                      <pic:spPr bwMode="auto">
-                        <a:xfrm>
-                          <a:off x="0" y="0"/>
-                          <a:ext cx="1009650" cy="295275"/>
-                        </a:xfrm>
-                        <a:prstGeom prst="rect">
-                          <a:avLst/>
-                        </a:prstGeom>
-                      </pic:spPr>
-                    </pic:pic>
-                  </a:graphicData>
-                </a:graphic>
-              </wp:inline>
-            </w:drawing>
+            <w:rPr>
+              <w:rFonts w:ascii="Be Vietnam Pro" w:cs="Be Vietnam Pro" w:eastAsia="Be Vietnam Pro" w:hAnsi="Be Vietnam Pro"/>
+              <w:b/>
+              <w:bCs/>
+              <w:color w:val="036F3D"/>
+              <w:spacing w:val="60"/>
+              <w:sz w:val="19"/>
+              <w:szCs w:val="19"/>
+            </w:rPr>
+            <w:t xml:space="preserve">OPTIMAI</w:t>
           </w:r>
         </w:p>
       </w:tc>

--- a/docs/00-ho-so-chung/00-2-quy-trinh-san-xuat-phan-mem-noi-bo.docx
+++ b/docs/00-ho-so-chung/00-2-quy-trinh-san-xuat-phan-mem-noi-bo.docx
@@ -1099,21 +1099,43 @@
           <w:sz w:val="21"/>
           <w:szCs w:val="21"/>
         </w:rPr>
-        <w:t xml:space="preserve">Tài liệu chung — áp dụng cho cả ba dự án DA1, DA2, DA3.</w:t>
-      </w:r>
-    </w:p>
-    <w:p>
-      <w:pPr>
-        <w:spacing w:after="130" w:line="300"/>
-      </w:pPr>
-      <w:r>
-        <w:rPr>
-          <w:rFonts w:ascii="Be Vietnam Pro" w:cs="Be Vietnam Pro" w:eastAsia="Be Vietnam Pro" w:hAnsi="Be Vietnam Pro"/>
+        <w:t xml:space="preserve">Tài liệu chung — quy trình </w:t>
+      </w:r>
+      <w:r>
+        <w:rPr>
+          <w:rFonts w:ascii="Be Vietnam Pro" w:cs="Be Vietnam Pro" w:eastAsia="Be Vietnam Pro" w:hAnsi="Be Vietnam Pro"/>
+          <w:i/>
+          <w:iCs/>
           <w:color w:val="101814"/>
           <w:sz w:val="21"/>
           <w:szCs w:val="21"/>
         </w:rPr>
-        <w:t xml:space="preserve">Tài liệu này mô tả quy trình mà đội phát triển của công ty thực sự làm, không phải quy trình lý thuyết chép từ sách. Mỗi công đoạn nêu rõ: đầu vào, việc phải làm, đầu ra, và </w:t>
+        <w:t xml:space="preserve">Công ty OPTIMAI</w:t>
+      </w:r>
+      <w:r>
+        <w:rPr>
+          <w:rFonts w:ascii="Be Vietnam Pro" w:cs="Be Vietnam Pro" w:eastAsia="Be Vietnam Pro" w:hAnsi="Be Vietnam Pro"/>
+          <w:i/>
+          <w:iCs/>
+          <w:color w:val="101814"/>
+          <w:sz w:val="21"/>
+          <w:szCs w:val="21"/>
+        </w:rPr>
+        <w:t xml:space="preserve"> áp dụng cho mọi dự án trong bộ hồ sơ.</w:t>
+      </w:r>
+    </w:p>
+    <w:p>
+      <w:pPr>
+        <w:spacing w:after="130" w:line="300"/>
+      </w:pPr>
+      <w:r>
+        <w:rPr>
+          <w:rFonts w:ascii="Be Vietnam Pro" w:cs="Be Vietnam Pro" w:eastAsia="Be Vietnam Pro" w:hAnsi="Be Vietnam Pro"/>
+          <w:color w:val="101814"/>
+          <w:sz w:val="21"/>
+          <w:szCs w:val="21"/>
+        </w:rPr>
+        <w:t xml:space="preserve">Tài liệu này mô tả quy trình mà đội phát triển OPTIMAI thực sự làm, không phải quy trình lý thuyết chép từ sách. Mỗi công đoạn nêu rõ: đầu vào, việc phải làm, đầu ra, và </w:t>
       </w:r>
       <w:r>
         <w:rPr>

--- a/docs/00-ho-so-chung/00-2-quy-trinh-san-xuat-phan-mem-noi-bo.docx
+++ b/docs/00-ho-so-chung/00-2-quy-trinh-san-xuat-phan-mem-noi-bo.docx
@@ -517,7 +517,7 @@
                 <w:sz w:val="20"/>
                 <w:szCs w:val="20"/>
               </w:rPr>
-              <w:t xml:space="preserve">QuanNH — Team Lead, Công ty OPTIMAI</w:t>
+              <w:t xml:space="preserve">Quân — Team phát triển, Công ty OPTIMAI</w:t>
             </w:r>
           </w:p>
         </w:tc>
@@ -1085,6 +1085,174 @@
           <w:docGrid w:linePitch="360"/>
         </w:sectPr>
       </w:pPr>
+    </w:p>
+    <w:p>
+      <w:pPr>
+        <w:spacing w:after="140" w:before="120"/>
+      </w:pPr>
+      <w:r>
+        <w:rPr>
+          <w:rFonts w:ascii="Be Vietnam Pro" w:cs="Be Vietnam Pro" w:eastAsia="Be Vietnam Pro" w:hAnsi="Be Vietnam Pro"/>
+          <w:b/>
+          <w:bCs/>
+          <w:color w:val="036F3D"/>
+          <w:spacing w:val="50"/>
+          <w:sz w:val="21"/>
+          <w:szCs w:val="21"/>
+        </w:rPr>
+        <w:t xml:space="preserve">MỤC LỤC</w:t>
+      </w:r>
+    </w:p>
+    <w:p>
+      <w:pPr>
+        <w:spacing w:after="40" w:line="260"/>
+        <w:ind w:left="220"/>
+      </w:pPr>
+      <w:r>
+        <w:rPr>
+          <w:rFonts w:ascii="Be Vietnam Pro" w:cs="Be Vietnam Pro" w:eastAsia="Be Vietnam Pro" w:hAnsi="Be Vietnam Pro"/>
+          <w:color w:val="4A5551"/>
+          <w:sz w:val="19"/>
+          <w:szCs w:val="19"/>
+        </w:rPr>
+        <w:t xml:space="preserve">0. Nguyên tắc chung</w:t>
+      </w:r>
+    </w:p>
+    <w:p>
+      <w:pPr>
+        <w:spacing w:after="40" w:line="260"/>
+        <w:ind w:left="220"/>
+      </w:pPr>
+      <w:r>
+        <w:rPr>
+          <w:rFonts w:ascii="Be Vietnam Pro" w:cs="Be Vietnam Pro" w:eastAsia="Be Vietnam Pro" w:hAnsi="Be Vietnam Pro"/>
+          <w:color w:val="4A5551"/>
+          <w:sz w:val="19"/>
+          <w:szCs w:val="19"/>
+        </w:rPr>
+        <w:t xml:space="preserve">1. Công đoạn 1 — Xác định yêu cầu</w:t>
+      </w:r>
+    </w:p>
+    <w:p>
+      <w:pPr>
+        <w:spacing w:after="40" w:line="260"/>
+        <w:ind w:left="220"/>
+      </w:pPr>
+      <w:r>
+        <w:rPr>
+          <w:rFonts w:ascii="Be Vietnam Pro" w:cs="Be Vietnam Pro" w:eastAsia="Be Vietnam Pro" w:hAnsi="Be Vietnam Pro"/>
+          <w:color w:val="4A5551"/>
+          <w:sz w:val="19"/>
+          <w:szCs w:val="19"/>
+        </w:rPr>
+        <w:t xml:space="preserve">2. Công đoạn 2 — Phân tích và thiết kế</w:t>
+      </w:r>
+    </w:p>
+    <w:p>
+      <w:pPr>
+        <w:spacing w:after="40" w:line="260"/>
+        <w:ind w:left="220"/>
+      </w:pPr>
+      <w:r>
+        <w:rPr>
+          <w:rFonts w:ascii="Be Vietnam Pro" w:cs="Be Vietnam Pro" w:eastAsia="Be Vietnam Pro" w:hAnsi="Be Vietnam Pro"/>
+          <w:color w:val="4A5551"/>
+          <w:sz w:val="19"/>
+          <w:szCs w:val="19"/>
+        </w:rPr>
+        <w:t xml:space="preserve">3. Công đoạn 3 — Lập trình, viết mã lệnh</w:t>
+      </w:r>
+    </w:p>
+    <w:p>
+      <w:pPr>
+        <w:spacing w:after="40" w:line="260"/>
+        <w:ind w:left="220"/>
+      </w:pPr>
+      <w:r>
+        <w:rPr>
+          <w:rFonts w:ascii="Be Vietnam Pro" w:cs="Be Vietnam Pro" w:eastAsia="Be Vietnam Pro" w:hAnsi="Be Vietnam Pro"/>
+          <w:color w:val="4A5551"/>
+          <w:sz w:val="19"/>
+          <w:szCs w:val="19"/>
+        </w:rPr>
+        <w:t xml:space="preserve">4. Công đoạn 4 — Kiểm tra, thử nghiệm phần mềm</w:t>
+      </w:r>
+    </w:p>
+    <w:p>
+      <w:pPr>
+        <w:spacing w:after="40" w:line="260"/>
+        <w:ind w:left="220"/>
+      </w:pPr>
+      <w:r>
+        <w:rPr>
+          <w:rFonts w:ascii="Be Vietnam Pro" w:cs="Be Vietnam Pro" w:eastAsia="Be Vietnam Pro" w:hAnsi="Be Vietnam Pro"/>
+          <w:color w:val="4A5551"/>
+          <w:sz w:val="19"/>
+          <w:szCs w:val="19"/>
+        </w:rPr>
+        <w:t xml:space="preserve">5. Công đoạn 5 — Hoàn thiện, đóng gói sản phẩm</w:t>
+      </w:r>
+    </w:p>
+    <w:p>
+      <w:pPr>
+        <w:spacing w:after="40" w:line="260"/>
+        <w:ind w:left="220"/>
+      </w:pPr>
+      <w:r>
+        <w:rPr>
+          <w:rFonts w:ascii="Be Vietnam Pro" w:cs="Be Vietnam Pro" w:eastAsia="Be Vietnam Pro" w:hAnsi="Be Vietnam Pro"/>
+          <w:color w:val="4A5551"/>
+          <w:sz w:val="19"/>
+          <w:szCs w:val="19"/>
+        </w:rPr>
+        <w:t xml:space="preserve">6. Công đoạn 6 — Cài đặt, chuyển giao, hướng dẫn sử dụng, bảo trì, bảo hành</w:t>
+      </w:r>
+    </w:p>
+    <w:p>
+      <w:pPr>
+        <w:spacing w:after="40" w:line="260"/>
+        <w:ind w:left="220"/>
+      </w:pPr>
+      <w:r>
+        <w:rPr>
+          <w:rFonts w:ascii="Be Vietnam Pro" w:cs="Be Vietnam Pro" w:eastAsia="Be Vietnam Pro" w:hAnsi="Be Vietnam Pro"/>
+          <w:color w:val="4A5551"/>
+          <w:sz w:val="19"/>
+          <w:szCs w:val="19"/>
+        </w:rPr>
+        <w:t xml:space="preserve">7. Công đoạn 7 — Phát hành, phân phối sản phẩm</w:t>
+      </w:r>
+    </w:p>
+    <w:p>
+      <w:pPr>
+        <w:spacing w:after="40" w:line="260"/>
+        <w:ind w:left="220"/>
+      </w:pPr>
+      <w:r>
+        <w:rPr>
+          <w:rFonts w:ascii="Be Vietnam Pro" w:cs="Be Vietnam Pro" w:eastAsia="Be Vietnam Pro" w:hAnsi="Be Vietnam Pro"/>
+          <w:color w:val="4A5551"/>
+          <w:sz w:val="19"/>
+          <w:szCs w:val="19"/>
+        </w:rPr>
+        <w:t xml:space="preserve">8. Sơ đồ tổng quát</w:t>
+      </w:r>
+    </w:p>
+    <w:p>
+      <w:pPr>
+        <w:pBdr>
+          <w:bottom w:val="single" w:color="CFE3D8" w:sz="4" w:space="4"/>
+        </w:pBdr>
+        <w:spacing w:after="260" w:before="160"/>
+      </w:pPr>
+      <w:r>
+        <w:rPr>
+          <w:rFonts w:ascii="Be Vietnam Pro" w:cs="Be Vietnam Pro" w:eastAsia="Be Vietnam Pro" w:hAnsi="Be Vietnam Pro"/>
+          <w:sz w:val="2"/>
+          <w:szCs w:val="2"/>
+        </w:rPr>
+        <w:t xml:space="preserve"/>
+      </w:r>
     </w:p>
     <w:p>
       <w:pPr>
